--- a/CIS-Controls-v8/CSW-CIS-Reference-Design.docx
+++ b/CIS-Controls-v8/CSW-CIS-Reference-Design.docx
@@ -28,7 +28,7 @@
         </w:p>
       </w:sdtContent>
     </w:sdt>
-    <w:bookmarkStart w:id="42" w:name="X48195a60ef8f5b104558256f1426c3a77955ec5"/>
+    <w:bookmarkStart w:id="43" w:name="X48195a60ef8f5b104558256f1426c3a77955ec5"/>
     <w:p>
       <w:pPr>
         <w:pStyle w:val="Heading1"/>
@@ -37,13 +37,13 @@
         <w:t xml:space="preserve">Cisco Secure Workload — CIS Critical Security Controls v8.1</w:t>
       </w:r>
     </w:p>
-    <w:bookmarkStart w:id="9" w:name="X689d9950e2684fff7eacbc78e9f8ae7ecf07971"/>
+    <w:bookmarkStart w:id="9" w:name="Xd397e55b779a14a328a776150d2b5ca6dd374dc"/>
     <w:p>
       <w:pPr>
         <w:pStyle w:val="Heading2"/>
       </w:pPr>
       <w:r>
-        <w:t xml:space="preserve">Technical Runbook | Implementation Group 2 Lead, with IG1 / IG3 Deltas</w:t>
+        <w:t xml:space="preserve">Reference Design | Implementation Group 2 Lead, with IG1 / IG3 Deltas</w:t>
       </w:r>
     </w:p>
     <w:p>
@@ -162,7 +162,7 @@
         <w:t xml:space="preserve"> </w:t>
       </w:r>
       <w:r>
-        <w:t xml:space="preserve">2, PCI, NIST CSF, NIST 800-53). The default depth in this runbook is</w:t>
+        <w:t xml:space="preserve">2, PCI, NIST CSF, NIST 800-53). The default depth in this reference design is</w:t>
       </w:r>
       <w:r>
         <w:t xml:space="preserve"> </w:t>
@@ -284,7 +284,7 @@
           <w:b/>
           <w:bCs/>
         </w:rPr>
-        <w:t xml:space="preserve">Questions this runbook helps you answer:</w:t>
+        <w:t xml:space="preserve">Questions this reference design helps you answer:</w:t>
       </w:r>
     </w:p>
     <w:p>
@@ -1825,7 +1825,7 @@
         </w:numPr>
       </w:pPr>
       <w:r>
-        <w:t xml:space="preserve">IG2 lead with IG1/IG3 deltas documented in runbook</w:t>
+        <w:t xml:space="preserve">IG2 lead with IG1/IG3 deltas documented in reference design</w:t>
       </w:r>
     </w:p>
     <w:p>
@@ -2089,7 +2089,7 @@
         <w:t xml:space="preserve"> </w:t>
       </w:r>
       <w:r>
-        <w:t xml:space="preserve">runbook leads with IG2 expectations and notes IG1/IG3 deltas where</w:t>
+        <w:t xml:space="preserve">reference design leads with IG2 expectations and notes IG1/IG3 deltas where</w:t>
       </w:r>
       <w:r>
         <w:t xml:space="preserve"> </w:t>
@@ -7568,7 +7568,7 @@
       </w:r>
     </w:p>
     <w:bookmarkEnd w:id="33"/>
-    <w:bookmarkStart w:id="39" w:name="Xf1e49668efa2e1c1e699520eacf5e387b2e003d"/>
+    <w:bookmarkStart w:id="40" w:name="Xf1e49668efa2e1c1e699520eacf5e387b2e003d"/>
     <w:p>
       <w:pPr>
         <w:pStyle w:val="Heading2"/>
@@ -7587,7 +7587,6 @@
     </w:p>
     <w:p>
       <w:pPr>
-        <w:pStyle w:val="Compact"/>
         <w:numPr>
           <w:ilvl w:val="0"/>
           <w:numId w:val="1019"/>
@@ -7626,7 +7625,7 @@
           <w:rPr>
             <w:rStyle w:val="Hyperlink"/>
           </w:rPr>
-          <w:t xml:space="preserve">800-53 runbook</w:t>
+          <w:t xml:space="preserve">800-53 reference design</w:t>
         </w:r>
       </w:hyperlink>
       <w:r>
@@ -7635,7 +7634,6 @@
     </w:p>
     <w:p>
       <w:pPr>
-        <w:pStyle w:val="Compact"/>
         <w:numPr>
           <w:ilvl w:val="0"/>
           <w:numId w:val="1019"/>
@@ -7668,7 +7666,7 @@
           <w:rPr>
             <w:rStyle w:val="Hyperlink"/>
           </w:rPr>
-          <w:t xml:space="preserve">CSF runbook</w:t>
+          <w:t xml:space="preserve">CSF reference design</w:t>
         </w:r>
       </w:hyperlink>
       <w:r>
@@ -7677,7 +7675,6 @@
     </w:p>
     <w:p>
       <w:pPr>
-        <w:pStyle w:val="Compact"/>
         <w:numPr>
           <w:ilvl w:val="0"/>
           <w:numId w:val="1019"/>
@@ -7710,7 +7707,7 @@
           <w:rPr>
             <w:rStyle w:val="Hyperlink"/>
           </w:rPr>
-          <w:t xml:space="preserve">CMMC runbook</w:t>
+          <w:t xml:space="preserve">CMMC reference design</w:t>
         </w:r>
       </w:hyperlink>
       <w:r>
@@ -7719,7 +7716,6 @@
     </w:p>
     <w:p>
       <w:pPr>
-        <w:pStyle w:val="Compact"/>
         <w:numPr>
           <w:ilvl w:val="0"/>
           <w:numId w:val="1019"/>
@@ -7752,7 +7748,7 @@
           <w:rPr>
             <w:rStyle w:val="Hyperlink"/>
           </w:rPr>
-          <w:t xml:space="preserve">PCI runbook</w:t>
+          <w:t xml:space="preserve">PCI reference design</w:t>
         </w:r>
       </w:hyperlink>
       <w:r>
@@ -7761,7 +7757,6 @@
     </w:p>
     <w:p>
       <w:pPr>
-        <w:pStyle w:val="Compact"/>
         <w:numPr>
           <w:ilvl w:val="0"/>
           <w:numId w:val="1019"/>
@@ -7794,11 +7789,46 @@
           <w:rPr>
             <w:rStyle w:val="Hyperlink"/>
           </w:rPr>
-          <w:t xml:space="preserve">ISO 27001 runbook</w:t>
+          <w:t xml:space="preserve">ISO 27001 reference design</w:t>
         </w:r>
       </w:hyperlink>
       <w:r>
         <w:t xml:space="preserve">.</w:t>
+      </w:r>
+    </w:p>
+    <w:p>
+      <w:pPr>
+        <w:numPr>
+          <w:ilvl w:val="0"/>
+          <w:numId w:val="1019"/>
+        </w:numPr>
+      </w:pPr>
+      <w:r>
+        <w:rPr>
+          <w:b/>
+          <w:bCs/>
+        </w:rPr>
+        <w:t xml:space="preserve">UK NCSC CAF v3.2</w:t>
+      </w:r>
+      <w:r>
+        <w:t xml:space="preserve"> </w:t>
+      </w:r>
+      <w:r>
+        <w:t xml:space="preserve">— Controls 1, 2, 4, 7, and 13 are the reuse path for CAF A3, B4, B5, and C1 (see</w:t>
+      </w:r>
+      <w:r>
+        <w:t xml:space="preserve"> </w:t>
+      </w:r>
+      <w:hyperlink r:id="rId39">
+        <w:r>
+          <w:rPr>
+            <w:rStyle w:val="Hyperlink"/>
+          </w:rPr>
+          <w:t xml:space="preserve">CAF crosswalk</w:t>
+        </w:r>
+      </w:hyperlink>
+      <w:r>
+        <w:t xml:space="preserve">).</w:t>
       </w:r>
     </w:p>
     <w:p>
@@ -7808,8 +7838,8 @@
         </w:pict>
       </w:r>
     </w:p>
-    <w:bookmarkEnd w:id="39"/>
-    <w:bookmarkStart w:id="41" w:name="X3fa64ec7385257809f582bef244276b4ad0b402"/>
+    <w:bookmarkEnd w:id="40"/>
+    <w:bookmarkStart w:id="42" w:name="X3fa64ec7385257809f582bef244276b4ad0b402"/>
     <w:p>
       <w:pPr>
         <w:pStyle w:val="Heading2"/>
@@ -7823,7 +7853,7 @@
         <w:pStyle w:val="FirstParagraph"/>
       </w:pPr>
       <w:r>
-        <w:t xml:space="preserve">This runbook is</w:t>
+        <w:t xml:space="preserve">This reference design is</w:t>
       </w:r>
       <w:r>
         <w:t xml:space="preserve"> </w:t>
@@ -7898,7 +7928,7 @@
       <w:r>
         <w:t xml:space="preserve"> </w:t>
       </w:r>
-      <w:hyperlink r:id="rId40">
+      <w:hyperlink r:id="rId41">
         <w:r>
           <w:rPr>
             <w:rStyle w:val="Hyperlink"/>
@@ -8014,8 +8044,8 @@
         <w:t xml:space="preserve">being relied upon in a formal compliance engagement.</w:t>
       </w:r>
     </w:p>
-    <w:bookmarkEnd w:id="41"/>
     <w:bookmarkEnd w:id="42"/>
+    <w:bookmarkEnd w:id="43"/>
     <w:sectPr>
       <w:footnotePr>
         <w:numRestart w:val="eachSect"/>
